--- a/Files/Core/Forms/Modified/Fixed/Static/SSSMPLMLENDCW2041016.docx
+++ b/Files/Core/Forms/Modified/Fixed/Static/SSSMPLMLENDCW2041016.docx
@@ -6,7 +6,7 @@
     <w:tbl>
       <w:tblPr>
         <w:tblW w:w="5400" w:type="pct"/>
-        <w:tblInd w:w="-216" w:type="dxa"/>
+        <w:tblInd w:w="-108" w:type="dxa"/>
       </w:tblPr>
       <w:tblGrid>
         <w:gridCol w:w="5443"/>
@@ -15,7 +15,7 @@
       <w:tr>
         <w:tblPrEx>
           <w:tblW w:w="5400" w:type="pct"/>
-          <w:tblInd w:w="-216" w:type="dxa"/>
+          <w:tblInd w:w="-108" w:type="dxa"/>
         </w:tblPrEx>
         <w:tc>
           <w:tcPr>
@@ -129,7 +129,7 @@
       <w:tr>
         <w:tblPrEx>
           <w:tblW w:w="5400" w:type="pct"/>
-          <w:tblInd w:w="-216" w:type="dxa"/>
+          <w:tblInd w:w="-108" w:type="dxa"/>
         </w:tblPrEx>
         <w:tc>
           <w:tcPr>

--- a/Files/Core/Forms/Modified/Fixed/Static/SSSMPLMLENDCW2041016.docx
+++ b/Files/Core/Forms/Modified/Fixed/Static/SSSMPLMLENDCW2041016.docx
@@ -1400,7 +1400,7 @@
     <w:tbl>
       <w:tblPr>
         <w:tblW w:w="9630" w:type="dxa"/>
-        <w:tblInd w:w="553" w:type="dxa"/>
+        <w:tblInd w:w="332" w:type="dxa"/>
         <w:tblBorders>
           <w:top w:val="single" w:sz="4" w:space="0" w:color="000000"/>
           <w:left w:val="single" w:sz="4" w:space="0" w:color="000000"/>
@@ -1419,7 +1419,7 @@
       <w:tr>
         <w:tblPrEx>
           <w:tblW w:w="9630" w:type="dxa"/>
-          <w:tblInd w:w="553" w:type="dxa"/>
+          <w:tblInd w:w="332" w:type="dxa"/>
           <w:tblBorders>
             <w:top w:val="single" w:sz="4" w:space="0" w:color="000000"/>
             <w:left w:val="single" w:sz="4" w:space="0" w:color="000000"/>
@@ -1473,7 +1473,7 @@
       <w:tr>
         <w:tblPrEx>
           <w:tblW w:w="9630" w:type="dxa"/>
-          <w:tblInd w:w="553" w:type="dxa"/>
+          <w:tblInd w:w="332" w:type="dxa"/>
           <w:tblLayout w:type="fixed"/>
           <w:tblLook w:val="04A0"/>
         </w:tblPrEx>
@@ -1617,7 +1617,7 @@
       <w:tr>
         <w:tblPrEx>
           <w:tblW w:w="9630" w:type="dxa"/>
-          <w:tblInd w:w="553" w:type="dxa"/>
+          <w:tblInd w:w="332" w:type="dxa"/>
           <w:tblLayout w:type="fixed"/>
           <w:tblLook w:val="04A0"/>
         </w:tblPrEx>
